--- a/public/Vishesh_Resume.docx
+++ b/public/Vishesh_Resume.docx
@@ -331,7 +331,25 @@
         <w:rPr>
           <w:szCs w:val="22"/>
         </w:rPr>
-        <w:t>cloud migration in one quarter. Experienced in TypeScript, Node.js, and serverless architectures, with recent work in RAG systems and MCP/</w:t>
+        <w:t>cloud migration in one quarter</w:t>
+      </w:r>
+      <w:r>
+        <w:rPr>
+          <w:szCs w:val="22"/>
+        </w:rPr>
+        <w:t>,</w:t>
+      </w:r>
+      <w:r>
+        <w:rPr>
+          <w:szCs w:val="22"/>
+        </w:rPr>
+        <w:t xml:space="preserve"> </w:t>
+      </w:r>
+      <w:r>
+        <w:rPr>
+          <w:szCs w:val="22"/>
+        </w:rPr>
+        <w:t>with recent work in RAG systems and MCP/</w:t>
       </w:r>
       <w:proofErr w:type="spellStart"/>
       <w:r>
@@ -527,13 +545,13 @@
         <w:rPr>
           <w:szCs w:val="22"/>
         </w:rPr>
-        <w:t xml:space="preserve">FastAPI, </w:t>
-      </w:r>
-      <w:r>
-        <w:rPr>
-          <w:szCs w:val="22"/>
-        </w:rPr>
-        <w:t>React, Langc</w:t>
+        <w:t>FastAPI</w:t>
+      </w:r>
+      <w:r>
+        <w:rPr>
+          <w:szCs w:val="22"/>
+        </w:rPr>
+        <w:t>, Langc</w:t>
       </w:r>
       <w:r>
         <w:rPr>
@@ -556,6 +574,7 @@
         <w:t xml:space="preserve">, </w:t>
       </w:r>
       <w:proofErr w:type="spellStart"/>
+      <w:proofErr w:type="gramStart"/>
       <w:r>
         <w:rPr>
           <w:szCs w:val="22"/>
@@ -568,6 +587,19 @@
           <w:szCs w:val="22"/>
         </w:rPr>
         <w:t xml:space="preserve"> </w:t>
+      </w:r>
+      <w:r>
+        <w:rPr>
+          <w:szCs w:val="22"/>
+        </w:rPr>
+        <w:t>,</w:t>
+      </w:r>
+      <w:proofErr w:type="gramEnd"/>
+      <w:r>
+        <w:rPr>
+          <w:szCs w:val="22"/>
+        </w:rPr>
+        <w:t xml:space="preserve"> React</w:t>
       </w:r>
     </w:p>
     <w:p>
@@ -1191,8 +1223,6 @@
       <w:r>
         <w:rPr>
           <w:rFonts w:cstheme="minorHAnsi"/>
-          <w:b/>
-          <w:bCs/>
           <w:szCs w:val="22"/>
         </w:rPr>
         <w:t>60-70GB</w:t>
@@ -1812,15 +1842,45 @@
         <w:rPr>
           <w:szCs w:val="22"/>
         </w:rPr>
-        <w:t xml:space="preserve">Deployed on Spot EC2 with interruption handling and split infrastructure across real AWS and Localstack via two Terraform layers, </w:t>
-      </w:r>
-      <w:r>
-        <w:rPr>
-          <w:b/>
-          <w:bCs/>
-          <w:szCs w:val="22"/>
-        </w:rPr>
-        <w:t>cutting hosting costs 88% ($16 vs $140/</w:t>
+        <w:t xml:space="preserve">Deployed on Hetzner Cloud with a two-tier Terraform architecture emulating full AWS infrastructure via </w:t>
+      </w:r>
+      <w:proofErr w:type="spellStart"/>
+      <w:r>
+        <w:rPr>
+          <w:szCs w:val="22"/>
+        </w:rPr>
+        <w:t>LocalStack</w:t>
+      </w:r>
+      <w:proofErr w:type="spellEnd"/>
+      <w:r>
+        <w:rPr>
+          <w:szCs w:val="22"/>
+        </w:rPr>
+        <w:t xml:space="preserve">, </w:t>
+      </w:r>
+      <w:r>
+        <w:rPr>
+          <w:b/>
+          <w:bCs/>
+          <w:szCs w:val="22"/>
+        </w:rPr>
+        <w:t>cutting hosting costs by 95% ($7 vs</w:t>
+      </w:r>
+      <w:r>
+        <w:rPr>
+          <w:b/>
+          <w:bCs/>
+          <w:szCs w:val="22"/>
+        </w:rPr>
+        <w:t xml:space="preserve"> </w:t>
+      </w:r>
+      <w:r>
+        <w:rPr>
+          <w:b/>
+          <w:bCs/>
+          <w:szCs w:val="22"/>
+        </w:rPr>
+        <w:t>$140/</w:t>
       </w:r>
       <w:proofErr w:type="spellStart"/>
       <w:r>
@@ -3288,6 +3348,232 @@
     </w:lvl>
   </w:abstractNum>
   <w:abstractNum w:abstractNumId="8" w15:restartNumberingAfterBreak="0">
+    <w:nsid w:val="51C42092"/>
+    <w:multiLevelType w:val="hybridMultilevel"/>
+    <w:tmpl w:val="307C7C80"/>
+    <w:lvl w:ilvl="0" w:tplc="04090001">
+      <w:start w:val="1"/>
+      <w:numFmt w:val="bullet"/>
+      <w:lvlText w:val=""/>
+      <w:lvlJc w:val="left"/>
+      <w:pPr>
+        <w:ind w:left="720" w:hanging="360"/>
+      </w:pPr>
+      <w:rPr>
+        <w:rFonts w:ascii="Symbol" w:hAnsi="Symbol" w:hint="default"/>
+      </w:rPr>
+    </w:lvl>
+    <w:lvl w:ilvl="1" w:tplc="04090003" w:tentative="1">
+      <w:start w:val="1"/>
+      <w:numFmt w:val="bullet"/>
+      <w:lvlText w:val="o"/>
+      <w:lvlJc w:val="left"/>
+      <w:pPr>
+        <w:ind w:left="1440" w:hanging="360"/>
+      </w:pPr>
+      <w:rPr>
+        <w:rFonts w:ascii="Courier New" w:hAnsi="Courier New" w:cs="Courier New" w:hint="default"/>
+      </w:rPr>
+    </w:lvl>
+    <w:lvl w:ilvl="2" w:tplc="04090005" w:tentative="1">
+      <w:start w:val="1"/>
+      <w:numFmt w:val="bullet"/>
+      <w:lvlText w:val=""/>
+      <w:lvlJc w:val="left"/>
+      <w:pPr>
+        <w:ind w:left="2160" w:hanging="360"/>
+      </w:pPr>
+      <w:rPr>
+        <w:rFonts w:ascii="Wingdings" w:hAnsi="Wingdings" w:hint="default"/>
+      </w:rPr>
+    </w:lvl>
+    <w:lvl w:ilvl="3" w:tplc="04090001" w:tentative="1">
+      <w:start w:val="1"/>
+      <w:numFmt w:val="bullet"/>
+      <w:lvlText w:val=""/>
+      <w:lvlJc w:val="left"/>
+      <w:pPr>
+        <w:ind w:left="2880" w:hanging="360"/>
+      </w:pPr>
+      <w:rPr>
+        <w:rFonts w:ascii="Symbol" w:hAnsi="Symbol" w:hint="default"/>
+      </w:rPr>
+    </w:lvl>
+    <w:lvl w:ilvl="4" w:tplc="04090003" w:tentative="1">
+      <w:start w:val="1"/>
+      <w:numFmt w:val="bullet"/>
+      <w:lvlText w:val="o"/>
+      <w:lvlJc w:val="left"/>
+      <w:pPr>
+        <w:ind w:left="3600" w:hanging="360"/>
+      </w:pPr>
+      <w:rPr>
+        <w:rFonts w:ascii="Courier New" w:hAnsi="Courier New" w:cs="Courier New" w:hint="default"/>
+      </w:rPr>
+    </w:lvl>
+    <w:lvl w:ilvl="5" w:tplc="04090005" w:tentative="1">
+      <w:start w:val="1"/>
+      <w:numFmt w:val="bullet"/>
+      <w:lvlText w:val=""/>
+      <w:lvlJc w:val="left"/>
+      <w:pPr>
+        <w:ind w:left="4320" w:hanging="360"/>
+      </w:pPr>
+      <w:rPr>
+        <w:rFonts w:ascii="Wingdings" w:hAnsi="Wingdings" w:hint="default"/>
+      </w:rPr>
+    </w:lvl>
+    <w:lvl w:ilvl="6" w:tplc="04090001" w:tentative="1">
+      <w:start w:val="1"/>
+      <w:numFmt w:val="bullet"/>
+      <w:lvlText w:val=""/>
+      <w:lvlJc w:val="left"/>
+      <w:pPr>
+        <w:ind w:left="5040" w:hanging="360"/>
+      </w:pPr>
+      <w:rPr>
+        <w:rFonts w:ascii="Symbol" w:hAnsi="Symbol" w:hint="default"/>
+      </w:rPr>
+    </w:lvl>
+    <w:lvl w:ilvl="7" w:tplc="04090003" w:tentative="1">
+      <w:start w:val="1"/>
+      <w:numFmt w:val="bullet"/>
+      <w:lvlText w:val="o"/>
+      <w:lvlJc w:val="left"/>
+      <w:pPr>
+        <w:ind w:left="5760" w:hanging="360"/>
+      </w:pPr>
+      <w:rPr>
+        <w:rFonts w:ascii="Courier New" w:hAnsi="Courier New" w:cs="Courier New" w:hint="default"/>
+      </w:rPr>
+    </w:lvl>
+    <w:lvl w:ilvl="8" w:tplc="04090005" w:tentative="1">
+      <w:start w:val="1"/>
+      <w:numFmt w:val="bullet"/>
+      <w:lvlText w:val=""/>
+      <w:lvlJc w:val="left"/>
+      <w:pPr>
+        <w:ind w:left="6480" w:hanging="360"/>
+      </w:pPr>
+      <w:rPr>
+        <w:rFonts w:ascii="Wingdings" w:hAnsi="Wingdings" w:hint="default"/>
+      </w:rPr>
+    </w:lvl>
+  </w:abstractNum>
+  <w:abstractNum w:abstractNumId="9" w15:restartNumberingAfterBreak="0">
+    <w:nsid w:val="6A917B2D"/>
+    <w:multiLevelType w:val="hybridMultilevel"/>
+    <w:tmpl w:val="7A70A38E"/>
+    <w:lvl w:ilvl="0" w:tplc="04090001">
+      <w:start w:val="1"/>
+      <w:numFmt w:val="bullet"/>
+      <w:lvlText w:val=""/>
+      <w:lvlJc w:val="left"/>
+      <w:pPr>
+        <w:ind w:left="1008" w:hanging="360"/>
+      </w:pPr>
+      <w:rPr>
+        <w:rFonts w:ascii="Symbol" w:hAnsi="Symbol" w:hint="default"/>
+      </w:rPr>
+    </w:lvl>
+    <w:lvl w:ilvl="1" w:tplc="04090003" w:tentative="1">
+      <w:start w:val="1"/>
+      <w:numFmt w:val="bullet"/>
+      <w:lvlText w:val="o"/>
+      <w:lvlJc w:val="left"/>
+      <w:pPr>
+        <w:ind w:left="1728" w:hanging="360"/>
+      </w:pPr>
+      <w:rPr>
+        <w:rFonts w:ascii="Courier New" w:hAnsi="Courier New" w:cs="Courier New" w:hint="default"/>
+      </w:rPr>
+    </w:lvl>
+    <w:lvl w:ilvl="2" w:tplc="04090005" w:tentative="1">
+      <w:start w:val="1"/>
+      <w:numFmt w:val="bullet"/>
+      <w:lvlText w:val=""/>
+      <w:lvlJc w:val="left"/>
+      <w:pPr>
+        <w:ind w:left="2448" w:hanging="360"/>
+      </w:pPr>
+      <w:rPr>
+        <w:rFonts w:ascii="Wingdings" w:hAnsi="Wingdings" w:hint="default"/>
+      </w:rPr>
+    </w:lvl>
+    <w:lvl w:ilvl="3" w:tplc="04090001" w:tentative="1">
+      <w:start w:val="1"/>
+      <w:numFmt w:val="bullet"/>
+      <w:lvlText w:val=""/>
+      <w:lvlJc w:val="left"/>
+      <w:pPr>
+        <w:ind w:left="3168" w:hanging="360"/>
+      </w:pPr>
+      <w:rPr>
+        <w:rFonts w:ascii="Symbol" w:hAnsi="Symbol" w:hint="default"/>
+      </w:rPr>
+    </w:lvl>
+    <w:lvl w:ilvl="4" w:tplc="04090003" w:tentative="1">
+      <w:start w:val="1"/>
+      <w:numFmt w:val="bullet"/>
+      <w:lvlText w:val="o"/>
+      <w:lvlJc w:val="left"/>
+      <w:pPr>
+        <w:ind w:left="3888" w:hanging="360"/>
+      </w:pPr>
+      <w:rPr>
+        <w:rFonts w:ascii="Courier New" w:hAnsi="Courier New" w:cs="Courier New" w:hint="default"/>
+      </w:rPr>
+    </w:lvl>
+    <w:lvl w:ilvl="5" w:tplc="04090005" w:tentative="1">
+      <w:start w:val="1"/>
+      <w:numFmt w:val="bullet"/>
+      <w:lvlText w:val=""/>
+      <w:lvlJc w:val="left"/>
+      <w:pPr>
+        <w:ind w:left="4608" w:hanging="360"/>
+      </w:pPr>
+      <w:rPr>
+        <w:rFonts w:ascii="Wingdings" w:hAnsi="Wingdings" w:hint="default"/>
+      </w:rPr>
+    </w:lvl>
+    <w:lvl w:ilvl="6" w:tplc="04090001" w:tentative="1">
+      <w:start w:val="1"/>
+      <w:numFmt w:val="bullet"/>
+      <w:lvlText w:val=""/>
+      <w:lvlJc w:val="left"/>
+      <w:pPr>
+        <w:ind w:left="5328" w:hanging="360"/>
+      </w:pPr>
+      <w:rPr>
+        <w:rFonts w:ascii="Symbol" w:hAnsi="Symbol" w:hint="default"/>
+      </w:rPr>
+    </w:lvl>
+    <w:lvl w:ilvl="7" w:tplc="04090003" w:tentative="1">
+      <w:start w:val="1"/>
+      <w:numFmt w:val="bullet"/>
+      <w:lvlText w:val="o"/>
+      <w:lvlJc w:val="left"/>
+      <w:pPr>
+        <w:ind w:left="6048" w:hanging="360"/>
+      </w:pPr>
+      <w:rPr>
+        <w:rFonts w:ascii="Courier New" w:hAnsi="Courier New" w:cs="Courier New" w:hint="default"/>
+      </w:rPr>
+    </w:lvl>
+    <w:lvl w:ilvl="8" w:tplc="04090005" w:tentative="1">
+      <w:start w:val="1"/>
+      <w:numFmt w:val="bullet"/>
+      <w:lvlText w:val=""/>
+      <w:lvlJc w:val="left"/>
+      <w:pPr>
+        <w:ind w:left="6768" w:hanging="360"/>
+      </w:pPr>
+      <w:rPr>
+        <w:rFonts w:ascii="Wingdings" w:hAnsi="Wingdings" w:hint="default"/>
+      </w:rPr>
+    </w:lvl>
+  </w:abstractNum>
+  <w:abstractNum w:abstractNumId="10" w15:restartNumberingAfterBreak="0">
     <w:nsid w:val="7B4436A1"/>
     <w:multiLevelType w:val="hybridMultilevel"/>
     <w:tmpl w:val="76D8E170"/>
@@ -3414,7 +3700,7 @@
     <w:abstractNumId w:val="4"/>
   </w:num>
   <w:num w:numId="5" w16cid:durableId="212891847">
-    <w:abstractNumId w:val="8"/>
+    <w:abstractNumId w:val="10"/>
   </w:num>
   <w:num w:numId="6" w16cid:durableId="757479575">
     <w:abstractNumId w:val="5"/>
@@ -3427,6 +3713,12 @@
   </w:num>
   <w:num w:numId="9" w16cid:durableId="576478242">
     <w:abstractNumId w:val="1"/>
+  </w:num>
+  <w:num w:numId="10" w16cid:durableId="1218008208">
+    <w:abstractNumId w:val="9"/>
+  </w:num>
+  <w:num w:numId="11" w16cid:durableId="1875578792">
+    <w:abstractNumId w:val="8"/>
   </w:num>
 </w:numbering>
 </file>
